--- a/examples/2_online_prediction/doc/dfr_kswin.docx
+++ b/examples/2_online_prediction/doc/dfr_kswin.docx
@@ -1390,6 +1390,15 @@
         <w:t xml:space="preserve">(</w:t>
       </w:r>
       <w:r>
+        <w:br/>
+      </w:r>
+      <w:r>
+        <w:rPr>
+          <w:rStyle w:val="NormalTok"/>
+        </w:rPr>
+        <w:t xml:space="preserve">    </w:t>
+      </w:r>
+      <w:r>
         <w:rPr>
           <w:rStyle w:val="AttributeTok"/>
         </w:rPr>
@@ -1456,10 +1465,13 @@
         <w:t xml:space="preserve">0.0001</w:t>
       </w:r>
       <w:r>
-        <w:rPr>
-          <w:rStyle w:val="NormalTok"/>
-        </w:rPr>
-        <w:t xml:space="preserve">), </w:t>
+        <w:br/>
+      </w:r>
+      <w:r>
+        <w:rPr>
+          <w:rStyle w:val="NormalTok"/>
+        </w:rPr>
+        <w:t xml:space="preserve">    ), </w:t>
       </w:r>
       <w:r>
         <w:rPr>
@@ -4035,7 +4047,7 @@
         <w:rPr>
           <w:rStyle w:val="VerbatimChar"/>
         </w:rPr>
-        <w:t xml:space="preserve">## 1           2  0  0  0  0       0 0.0007593632</w:t>
+        <w:t xml:space="preserve">## 1           2  0  0  0  0       0 0.0006458759</w:t>
       </w:r>
       <w:r>
         <w:br/>
@@ -4044,7 +4056,7 @@
         <w:rPr>
           <w:rStyle w:val="VerbatimChar"/>
         </w:rPr>
-        <w:t xml:space="preserve">## 2           3 33  0 17  0       0 0.0075004101</w:t>
+        <w:t xml:space="preserve">## 2           3 33  0 17  0       0 0.0065305233</w:t>
       </w:r>
       <w:r>
         <w:br/>
@@ -4053,7 +4065,7 @@
         <w:rPr>
           <w:rStyle w:val="VerbatimChar"/>
         </w:rPr>
-        <w:t xml:space="preserve">## 3           4 27  0 23  0       0 0.0070099831</w:t>
+        <w:t xml:space="preserve">## 3           4 27  0 23  0       0 0.0075070858</w:t>
       </w:r>
       <w:r>
         <w:br/>
@@ -4062,7 +4074,7 @@
         <w:rPr>
           <w:rStyle w:val="VerbatimChar"/>
         </w:rPr>
-        <w:t xml:space="preserve">## 4           5 26  0 23  1       0 0.0074594021</w:t>
+        <w:t xml:space="preserve">## 4           5 26  0 23  1       0 0.0080380440</w:t>
       </w:r>
       <w:r>
         <w:br/>
@@ -4071,7 +4083,7 @@
         <w:rPr>
           <w:rStyle w:val="VerbatimChar"/>
         </w:rPr>
-        <w:t xml:space="preserve">## 5           6  0  0 23 27       0 0.0075919628</w:t>
+        <w:t xml:space="preserve">## 5           6  0  0 23 27       0 0.0079462528</w:t>
       </w:r>
       <w:r>
         <w:br/>
@@ -4080,7 +4092,7 @@
         <w:rPr>
           <w:rStyle w:val="VerbatimChar"/>
         </w:rPr>
-        <w:t xml:space="preserve">## 6           7  0  0  0  0       1 0.0041258335</w:t>
+        <w:t xml:space="preserve">## 6           7  0  0  0  0       1 0.0043375492</w:t>
       </w:r>
       <w:r>
         <w:br/>
@@ -4089,7 +4101,7 @@
         <w:rPr>
           <w:rStyle w:val="VerbatimChar"/>
         </w:rPr>
-        <w:t xml:space="preserve">## 7           8 24  1 25  0       0 0.0069954395</w:t>
+        <w:t xml:space="preserve">## 7           8 24  1 25  0       0 0.0064027309</w:t>
       </w:r>
       <w:r>
         <w:br/>
@@ -4098,7 +4110,7 @@
         <w:rPr>
           <w:rStyle w:val="VerbatimChar"/>
         </w:rPr>
-        <w:t xml:space="preserve">## 8           9 19  0 31  0       0 0.0068430901</w:t>
+        <w:t xml:space="preserve">## 8           9 19  0 31  0       0 0.0055363178</w:t>
       </w:r>
       <w:r>
         <w:br/>
@@ -4107,7 +4119,7 @@
         <w:rPr>
           <w:rStyle w:val="VerbatimChar"/>
         </w:rPr>
-        <w:t xml:space="preserve">## 9          10 25  0 25  0       0 0.0096142292</w:t>
+        <w:t xml:space="preserve">## 9          10 25  0 25  0       0 0.0073626041</w:t>
       </w:r>
     </w:p>
     <w:p>
